--- a/word_reports/LP_0247_위치_425_Modern Talking_The 1st Al.docx
+++ b/word_reports/LP_0247_위치_425_Modern Talking_The 1st Al.docx
@@ -4,7 +4,7 @@
   <w:body>
     <w:p>
       <w:pPr>
-        <w:spacing w:after="280"/>
+        <w:spacing w:after="80"/>
       </w:pPr>
       <w:r>
         <w:rPr w:rFonts="맑은 고딕">
@@ -13,94 +13,47 @@
           <w:color w:val="1E3A8A"/>
           <w:sz w:val="30"/>
         </w:rPr>
-        <w:t>[425] Modern Talking - The 1st Album</w:t>
+        <w:t>Modern Talking (모던토킹) - The 1st Album</w:t>
       </w:r>
     </w:p>
     <w:p>
       <w:pPr>
-        <w:spacing w:after="320"/>
+        <w:spacing w:after="240"/>
       </w:pPr>
       <w:r>
         <w:rPr w:rFonts="맑은 고딕">
           <w:rFonts w:ascii="맑은 고딕" w:hAnsi="맑은 고딕" w:eastAsia="맑은 고딕"/>
           <w:b/>
-          <w:sz w:val="20"/>
+          <w:color w:val="4B5563"/>
+          <w:sz w:val="22"/>
         </w:rPr>
-        <w:t>■ 위치 : 425</w:t>
-        <w:br/>
-      </w:r>
-      <w:r>
-        <w:rPr w:rFonts="맑은 고딕">
-          <w:rFonts w:ascii="맑은 고딕" w:hAnsi="맑은 고딕" w:eastAsia="맑은 고딕"/>
-          <w:b/>
-          <w:sz w:val="20"/>
-        </w:rPr>
-        <w:t>■ 아티스트 : Modern Talking</w:t>
-        <w:br/>
-      </w:r>
-      <w:r>
-        <w:rPr w:rFonts="맑은 고딕">
-          <w:rFonts w:ascii="맑은 고딕" w:hAnsi="맑은 고딕" w:eastAsia="맑은 고딕"/>
-          <w:b/>
-          <w:sz w:val="20"/>
-        </w:rPr>
-        <w:t>■ 앨범명 : The 1st Album</w:t>
-        <w:br/>
-      </w:r>
-      <w:r>
-        <w:rPr w:rFonts="맑은 고딕">
-          <w:rFonts w:ascii="맑은 고딕" w:hAnsi="맑은 고딕" w:eastAsia="맑은 고딕"/>
-          <w:b w:val="0"/>
-          <w:sz w:val="20"/>
-        </w:rPr>
-        <w:t>■ 음반 레이블 : Hansa</w:t>
-        <w:br/>
-      </w:r>
-      <w:r>
-        <w:rPr w:rFonts="맑은 고딕">
-          <w:rFonts w:ascii="맑은 고딕" w:hAnsi="맑은 고딕" w:eastAsia="맑은 고딕"/>
-          <w:b w:val="0"/>
-          <w:sz w:val="20"/>
-        </w:rPr>
-        <w:t>■ 발매년도 : 1985</w:t>
-        <w:br/>
-      </w:r>
-      <w:r>
-        <w:rPr w:rFonts="맑은 고딕">
-          <w:rFonts w:ascii="맑은 고딕" w:hAnsi="맑은 고딕" w:eastAsia="맑은 고딕"/>
-          <w:b w:val="0"/>
-          <w:sz w:val="20"/>
-        </w:rPr>
-        <w:t>■ 장르 : 신스팝, 유로 디스코 (Synth-pop, Euro Disco)</w:t>
-        <w:br/>
-      </w:r>
-      <w:r>
-        <w:rPr w:rFonts="맑은 고딕">
-          <w:rFonts w:ascii="맑은 고딕" w:hAnsi="맑은 고딕" w:eastAsia="맑은 고딕"/>
-          <w:b w:val="0"/>
-          <w:sz w:val="20"/>
-        </w:rPr>
-        <w:t>■ 주요 수록곡 : - You're My Heart, You're My Soul</w:t>
-        <w:br/>
+        <w:t>위치 :  425</w:t>
       </w:r>
     </w:p>
     <w:p>
       <w:pPr>
-        <w:spacing w:after="160"/>
+        <w:spacing w:line="324" w:lineRule="auto" w:before="80" w:after="160"/>
       </w:pPr>
       <w:r>
         <w:rPr w:rFonts="맑은 고딕">
           <w:rFonts w:ascii="맑은 고딕" w:hAnsi="맑은 고딕" w:eastAsia="맑은 고딕"/>
           <w:b/>
           <w:color w:val="1F2937"/>
-          <w:sz w:val="24"/>
+          <w:sz w:val="22"/>
         </w:rPr>
-        <w:t>■ 음반 해설 및 감상 가이드</w:t>
+        <w:t xml:space="preserve">[음반 소개] </w:t>
+      </w:r>
+      <w:r>
+        <w:rPr w:rFonts="맑은 고딕">
+          <w:rFonts w:ascii="맑은 고딕" w:hAnsi="맑은 고딕" w:eastAsia="맑은 고딕"/>
+          <w:b w:val="0"/>
+          <w:sz w:val="21"/>
+        </w:rPr>
       </w:r>
     </w:p>
     <w:p>
       <w:pPr>
-        <w:spacing w:line="312" w:lineRule="auto" w:after="120"/>
+        <w:spacing w:line="324" w:lineRule="auto" w:after="120"/>
       </w:pPr>
       <w:r>
         <w:rPr w:rFonts="맑은 고딕">
@@ -108,51 +61,516 @@
           <w:b w:val="0"/>
           <w:sz w:val="21"/>
         </w:rPr>
-        <w:t>1980년대 중반, 유럽 대륙을 넘어 전 세계 팝 음악계를 강타한 유로 디스코의 신화적인 서막을 알린 모던 토킹(Modern Talking)의 데뷔작 *The 1st Album*(1985)입니다. 천재적인 작곡가이자 프로듀서인 디터 볼렌(Dieter Bohlen)과 감미로운 미성의 소유자 토마스 안더스(Thomas Anders)가 결성한 이 독일 출신 듀오는, 본 작을 통해 당대 댄스 뮤직의 새로운 패러다임을 제시하며 폭발적인 상업적 성공과 함께 글로벌 슈퍼스타의 반열에 올랐습니다.</w:t>
+        <w:t>1985년 유럽 전역을 넘어 전 세계 팝 음악계에 찬란한 유로 디스코의 황금기를 열어젖힌 모던 토킹의 역사적인 데뷔작입니다. 토마스 앤더스의 감미롭고 우수에 젖은 벨벳 보이스와 디터 볼렌의 천재적인 신디사이저 편곡이 절묘한 조화를 이루며, 시대를 초월한 낭만주의적 선율을 선사합니다. 단순한 댄스 플로어의 열기를 넘어 서정적인 멜로디의 정수를 아날로그 사운드 속에 정교하게 새겨놓은 이 음반은 80년대 팝 음악이 도달했던 가장 찬란한 순수와 환희의 순간을 대변합니다.</w:t>
       </w:r>
     </w:p>
     <w:p>
       <w:pPr>
-        <w:spacing w:line="312" w:lineRule="auto" w:after="120"/>
+        <w:spacing w:line="324" w:lineRule="auto" w:before="200" w:after="80"/>
       </w:pPr>
+      <w:r>
+        <w:rPr w:rFonts="맑은 고딕">
+          <w:rFonts w:ascii="맑은 고딕" w:hAnsi="맑은 고딕" w:eastAsia="맑은 고딕"/>
+          <w:b/>
+          <w:color w:val="1E3A8A"/>
+          <w:sz w:val="24"/>
+        </w:rPr>
+        <w:t>1. 음반 데이터</w:t>
+      </w:r>
+    </w:p>
+    <w:p>
+      <w:pPr>
+        <w:spacing w:line="324" w:lineRule="auto" w:after="80"/>
+      </w:pPr>
+      <w:r>
+        <w:rPr w:rFonts="맑은 고딕">
+          <w:rFonts w:ascii="맑은 고딕" w:hAnsi="맑은 고딕" w:eastAsia="맑은 고딕"/>
+          <w:b w:val="0"/>
+          <w:color w:val="6B7280"/>
+          <w:sz w:val="21"/>
+        </w:rPr>
+        <w:t xml:space="preserve">· </w:t>
+      </w:r>
+      <w:r>
+        <w:rPr w:rFonts="맑은 고딕">
+          <w:rFonts w:ascii="맑은 고딕" w:hAnsi="맑은 고딕" w:eastAsia="맑은 고딕"/>
+          <w:b/>
+          <w:color w:val="1F2937"/>
+          <w:sz w:val="21"/>
+        </w:rPr>
+        <w:t xml:space="preserve">앨범명: </w:t>
+      </w:r>
       <w:r>
         <w:rPr w:rFonts="맑은 고딕">
           <w:rFonts w:ascii="맑은 고딕" w:hAnsi="맑은 고딕" w:eastAsia="맑은 고딕"/>
           <w:b w:val="0"/>
           <w:sz w:val="21"/>
         </w:rPr>
-        <w:t>이 앨범의 가장 큰 음악적 특징은 명확하고 캐치한 멜로디 라인과 화려한 신디사이저 사운드, 그리고 독창적인 코러스 화음의 조화에 있습니다. 토마스 안더스의 부드럽고 낭만적인 리드 보컬이 곡의 서사를 신사적으로 이끌어가면, 후렴구에서는 모던 토킹의 전매특허라 할 수 있는 고음의 가성(Falsetto) 백코러스가 레이어드되며 중독성 넘치는 팝의 정수를 선보입니다. 신디사이저와 드럼 머신이 만들어내는 세련된 박자감은 40여 년이 지난 지금 들어도 전혀 손색없는 세련미를 자랑합니다.</w:t>
+        <w:t>The 1st Album</w:t>
       </w:r>
     </w:p>
     <w:p>
       <w:pPr>
-        <w:spacing w:line="312" w:lineRule="auto" w:after="120"/>
+        <w:spacing w:line="324" w:lineRule="auto" w:after="80"/>
       </w:pPr>
+      <w:r>
+        <w:rPr w:rFonts="맑은 고딕">
+          <w:rFonts w:ascii="맑은 고딕" w:hAnsi="맑은 고딕" w:eastAsia="맑은 고딕"/>
+          <w:b w:val="0"/>
+          <w:color w:val="6B7280"/>
+          <w:sz w:val="21"/>
+        </w:rPr>
+        <w:t xml:space="preserve">· </w:t>
+      </w:r>
+      <w:r>
+        <w:rPr w:rFonts="맑은 고딕">
+          <w:rFonts w:ascii="맑은 고딕" w:hAnsi="맑은 고딕" w:eastAsia="맑은 고딕"/>
+          <w:b/>
+          <w:color w:val="1F2937"/>
+          <w:sz w:val="21"/>
+        </w:rPr>
+        <w:t xml:space="preserve">아티스트: </w:t>
+      </w:r>
       <w:r>
         <w:rPr w:rFonts="맑은 고딕">
           <w:rFonts w:ascii="맑은 고딕" w:hAnsi="맑은 고딕" w:eastAsia="맑은 고딕"/>
           <w:b w:val="0"/>
           <w:sz w:val="21"/>
         </w:rPr>
-        <w:t>수록곡 가운데 세기의 댄스 클래식으로 손꼽히는 "You're My Heart, You're My Soul"은 독일 차트 6주 연속 1위를 기록한 것은 물론, 전 세계 30여 개국 차트를 석권하며 모던 토킹이라는 이름을 음악사에 각인시켰습니다. 이어지는 대표 싱글 "You Can Win If You Want" 역시 특유의 전진감 있는 리듬과 희망찬 메시지로 연타석 히트를 기록했습니다. 또한 디터 볼렌 특유의 허스키한 음색을 직접 느낄 수 있는 "There's Too Much Blue In Missing You"와 서정적인 멜로디가 돋보이는 "Diamonds Never Made A Lady" 등 음반 전체가 명곡들로 빼곡히 채워져 있습니다.</w:t>
+        <w:t>Modern Talking (모던토킹)</w:t>
       </w:r>
     </w:p>
     <w:p>
       <w:pPr>
-        <w:spacing w:line="312" w:lineRule="auto" w:after="120"/>
+        <w:spacing w:line="324" w:lineRule="auto" w:after="80"/>
       </w:pPr>
+      <w:r>
+        <w:rPr w:rFonts="맑은 고딕">
+          <w:rFonts w:ascii="맑은 고딕" w:hAnsi="맑은 고딕" w:eastAsia="맑은 고딕"/>
+          <w:b w:val="0"/>
+          <w:color w:val="6B7280"/>
+          <w:sz w:val="21"/>
+        </w:rPr>
+        <w:t xml:space="preserve">· </w:t>
+      </w:r>
+      <w:r>
+        <w:rPr w:rFonts="맑은 고딕">
+          <w:rFonts w:ascii="맑은 고딕" w:hAnsi="맑은 고딕" w:eastAsia="맑은 고딕"/>
+          <w:b/>
+          <w:color w:val="1F2937"/>
+          <w:sz w:val="21"/>
+        </w:rPr>
+        <w:t xml:space="preserve">발매 정보: </w:t>
+      </w:r>
       <w:r>
         <w:rPr w:rFonts="맑은 고딕">
           <w:rFonts w:ascii="맑은 고딕" w:hAnsi="맑은 고딕" w:eastAsia="맑은 고딕"/>
           <w:b w:val="0"/>
           <w:sz w:val="21"/>
         </w:rPr>
-        <w:t>*The 1st Album*은 단순한 히트곡의 모음집을 넘어 1980년대 레트로 감성과 유로 디스코 장르의 정체성을 완벽하게 응축한 명반입니다. LP 바이닐의 회전을 통해 흘러나오는 아날로그 신디사이저의 아늑하고 아날로그적인 비트는 당시의 화려했던 청춘의 기억과 낭만을 직관적으로 재현해 냅니다. 80년대 팝 음악의 황금기를 상징하는 이 음반은 그 시대의 청량함과 감성을 온전히 체감하고자 하는 리스너에게 최고의 청 음 경험을 선사합니다.</w:t>
+        <w:t>1985년 봄 한자 레코드(Hansa Records)를 통해 세상에 첫선을 보인 음반으로, 탁월한 작곡 역량을 지닌 디터 볼렌과 미성의 보컬리스트 토마스 앤더스가 결성한 신화적 듀오의 장엄한 서막을 알린 역사적 데뷔작입니다.</w:t>
+      </w:r>
+    </w:p>
+    <w:p>
+      <w:pPr>
+        <w:spacing w:line="324" w:lineRule="auto" w:after="80"/>
+      </w:pPr>
+      <w:r>
+        <w:rPr w:rFonts="맑은 고딕">
+          <w:rFonts w:ascii="맑은 고딕" w:hAnsi="맑은 고딕" w:eastAsia="맑은 고딕"/>
+          <w:b w:val="0"/>
+          <w:color w:val="6B7280"/>
+          <w:sz w:val="21"/>
+        </w:rPr>
+        <w:t xml:space="preserve">· </w:t>
+      </w:r>
+      <w:r>
+        <w:rPr w:rFonts="맑은 고딕">
+          <w:rFonts w:ascii="맑은 고딕" w:hAnsi="맑은 고딕" w:eastAsia="맑은 고딕"/>
+          <w:b/>
+          <w:color w:val="1F2937"/>
+          <w:sz w:val="21"/>
+        </w:rPr>
+        <w:t xml:space="preserve">LP 인기도(판매량): </w:t>
+      </w:r>
+      <w:r>
+        <w:rPr w:rFonts="맑은 고딕">
+          <w:rFonts w:ascii="맑은 고딕" w:hAnsi="맑은 고딕" w:eastAsia="맑은 고딕"/>
+          <w:b w:val="0"/>
+          <w:sz w:val="21"/>
+        </w:rPr>
+        <w:t>발매 직후 모국인 독일을 비롯해 오스트리아, 스위스 등 유럽 각국 앨범 차트 정상을 석권하였으며, 리드 싱글 "You're My Heart, You're My Soul"이 35개국 차트 1위를 휩쓰는 등 전 세계적으로 수백만 장 이상의 경이적인 판매고를 기록했습니다.</w:t>
+      </w:r>
+    </w:p>
+    <w:p>
+      <w:pPr>
+        <w:spacing w:line="324" w:lineRule="auto" w:after="80"/>
+      </w:pPr>
+      <w:r>
+        <w:rPr w:rFonts="맑은 고딕">
+          <w:rFonts w:ascii="맑은 고딕" w:hAnsi="맑은 고딕" w:eastAsia="맑은 고딕"/>
+          <w:b w:val="0"/>
+          <w:color w:val="6B7280"/>
+          <w:sz w:val="21"/>
+        </w:rPr>
+        <w:t xml:space="preserve">· </w:t>
+      </w:r>
+      <w:r>
+        <w:rPr w:rFonts="맑은 고딕">
+          <w:rFonts w:ascii="맑은 고딕" w:hAnsi="맑은 고딕" w:eastAsia="맑은 고딕"/>
+          <w:b/>
+          <w:color w:val="1F2937"/>
+          <w:sz w:val="21"/>
+        </w:rPr>
+        <w:t xml:space="preserve">각종 수상경력: </w:t>
+      </w:r>
+      <w:r>
+        <w:rPr w:rFonts="맑은 고딕">
+          <w:rFonts w:ascii="맑은 고딕" w:hAnsi="맑은 고딕" w:eastAsia="맑은 고딕"/>
+          <w:b w:val="0"/>
+          <w:sz w:val="21"/>
+        </w:rPr>
+        <w:t>유럽 전역에서 골드 및 플래티넘 디스크를 휩쓸었으며, 독일 최고 권위의 대중음악상인 ‘골든 튜닝 포크(Goldene Stimmgabel)’와 ‘브라보 오토(Bravo Otto)’ 최우수 팝 그룹 상을 수상하며 당대 최고의 상업적·대중적 권위를 공인받았습니다.</w:t>
+      </w:r>
+    </w:p>
+    <w:p>
+      <w:pPr>
+        <w:spacing w:line="324" w:lineRule="auto" w:before="200" w:after="80"/>
+      </w:pPr>
+      <w:r>
+        <w:rPr w:rFonts="맑은 고딕">
+          <w:rFonts w:ascii="맑은 고딕" w:hAnsi="맑은 고딕" w:eastAsia="맑은 고딕"/>
+          <w:b/>
+          <w:color w:val="1E3A8A"/>
+          <w:sz w:val="24"/>
+        </w:rPr>
+        <w:t>2. 아티스트 정보</w:t>
+      </w:r>
+    </w:p>
+    <w:p>
+      <w:pPr>
+        <w:spacing w:line="324" w:lineRule="auto" w:after="80"/>
+      </w:pPr>
+      <w:r>
+        <w:rPr w:rFonts="맑은 고딕">
+          <w:rFonts w:ascii="맑은 고딕" w:hAnsi="맑은 고딕" w:eastAsia="맑은 고딕"/>
+          <w:b w:val="0"/>
+          <w:color w:val="6B7280"/>
+          <w:sz w:val="21"/>
+        </w:rPr>
+        <w:t xml:space="preserve">· </w:t>
+      </w:r>
+      <w:r>
+        <w:rPr w:rFonts="맑은 고딕">
+          <w:rFonts w:ascii="맑은 고딕" w:hAnsi="맑은 고딕" w:eastAsia="맑은 고딕"/>
+          <w:b/>
+          <w:color w:val="1F2937"/>
+          <w:sz w:val="21"/>
+        </w:rPr>
+        <w:t xml:space="preserve">국적: </w:t>
+      </w:r>
+      <w:r>
+        <w:rPr w:rFonts="맑은 고딕">
+          <w:rFonts w:ascii="맑은 고딕" w:hAnsi="맑은 고딕" w:eastAsia="맑은 고딕"/>
+          <w:b w:val="0"/>
+          <w:sz w:val="21"/>
+        </w:rPr>
+        <w:t>독일 (Germany)</w:t>
+      </w:r>
+    </w:p>
+    <w:p>
+      <w:pPr>
+        <w:spacing w:line="324" w:lineRule="auto" w:after="80"/>
+      </w:pPr>
+      <w:r>
+        <w:rPr w:rFonts="맑은 고딕">
+          <w:rFonts w:ascii="맑은 고딕" w:hAnsi="맑은 고딕" w:eastAsia="맑은 고딕"/>
+          <w:b w:val="0"/>
+          <w:color w:val="6B7280"/>
+          <w:sz w:val="21"/>
+        </w:rPr>
+        <w:t xml:space="preserve">· </w:t>
+      </w:r>
+      <w:r>
+        <w:rPr w:rFonts="맑은 고딕">
+          <w:rFonts w:ascii="맑은 고딕" w:hAnsi="맑은 고딕" w:eastAsia="맑은 고딕"/>
+          <w:b/>
+          <w:color w:val="1F2937"/>
+          <w:sz w:val="21"/>
+        </w:rPr>
+        <w:t xml:space="preserve">생몰년도: </w:t>
+      </w:r>
+      <w:r>
+        <w:rPr w:rFonts="맑은 고딕">
+          <w:rFonts w:ascii="맑은 고딕" w:hAnsi="맑은 고딕" w:eastAsia="맑은 고딕"/>
+          <w:b w:val="0"/>
+          <w:sz w:val="21"/>
+        </w:rPr>
+        <w:t>1983년 결성 (디터 볼렌 1954년 출생 / 토마스 앤더스 1963년 출생)</w:t>
+      </w:r>
+    </w:p>
+    <w:p>
+      <w:pPr>
+        <w:spacing w:line="324" w:lineRule="auto" w:after="80"/>
+      </w:pPr>
+      <w:r>
+        <w:rPr w:rFonts="맑은 고딕">
+          <w:rFonts w:ascii="맑은 고딕" w:hAnsi="맑은 고딕" w:eastAsia="맑은 고딕"/>
+          <w:b w:val="0"/>
+          <w:color w:val="6B7280"/>
+          <w:sz w:val="21"/>
+        </w:rPr>
+        <w:t xml:space="preserve">· </w:t>
+      </w:r>
+      <w:r>
+        <w:rPr w:rFonts="맑은 고딕">
+          <w:rFonts w:ascii="맑은 고딕" w:hAnsi="맑은 고딕" w:eastAsia="맑은 고딕"/>
+          <w:b/>
+          <w:color w:val="1F2937"/>
+          <w:sz w:val="21"/>
+        </w:rPr>
+        <w:t xml:space="preserve">그룹 소속: </w:t>
+      </w:r>
+      <w:r>
+        <w:rPr w:rFonts="맑은 고딕">
+          <w:rFonts w:ascii="맑은 고딕" w:hAnsi="맑은 고딕" w:eastAsia="맑은 고딕"/>
+          <w:b w:val="0"/>
+          <w:sz w:val="21"/>
+        </w:rPr>
+        <w:t>2인조 신스팝/유로 디스코 듀오</w:t>
+      </w:r>
+    </w:p>
+    <w:p>
+      <w:pPr>
+        <w:spacing w:line="324" w:lineRule="auto" w:after="80"/>
+      </w:pPr>
+      <w:r>
+        <w:rPr w:rFonts="맑은 고딕">
+          <w:rFonts w:ascii="맑은 고딕" w:hAnsi="맑은 고딕" w:eastAsia="맑은 고딕"/>
+          <w:b w:val="0"/>
+          <w:color w:val="6B7280"/>
+          <w:sz w:val="21"/>
+        </w:rPr>
+        <w:t xml:space="preserve">· </w:t>
+      </w:r>
+      <w:r>
+        <w:rPr w:rFonts="맑은 고딕">
+          <w:rFonts w:ascii="맑은 고딕" w:hAnsi="맑은 고딕" w:eastAsia="맑은 고딕"/>
+          <w:b/>
+          <w:color w:val="1F2937"/>
+          <w:sz w:val="21"/>
+        </w:rPr>
+        <w:t xml:space="preserve">아티스트 소개: </w:t>
+      </w:r>
+      <w:r>
+        <w:rPr w:rFonts="맑은 고딕">
+          <w:rFonts w:ascii="맑은 고딕" w:hAnsi="맑은 고딕" w:eastAsia="맑은 고딕"/>
+          <w:b w:val="0"/>
+          <w:sz w:val="21"/>
+        </w:rPr>
+        <w:t>우수에 젖은 감성적인 멜로디와 독창적인 고음 팔세토 코러스, 현대적인 전자 비트를 결합하여 독보적인 ‘유로 디스코’ 미학을 정립한 팝 역사의 거장입니다. 이들은 80년대 전 세계 팝 무대에 유럽 사운드의 정체성을 확고히 각인시키며 통산 1억 2천만 장 이상의 경이로운 음반 판매고를 기록한 전설적인 듀오입니다.</w:t>
+      </w:r>
+    </w:p>
+    <w:p>
+      <w:pPr>
+        <w:spacing w:line="324" w:lineRule="auto" w:before="200" w:after="80"/>
+      </w:pPr>
+      <w:r>
+        <w:rPr w:rFonts="맑은 고딕">
+          <w:rFonts w:ascii="맑은 고딕" w:hAnsi="맑은 고딕" w:eastAsia="맑은 고딕"/>
+          <w:b/>
+          <w:color w:val="1E3A8A"/>
+          <w:sz w:val="24"/>
+        </w:rPr>
+        <w:t>3. 음반 상세 분석</w:t>
+      </w:r>
+    </w:p>
+    <w:p>
+      <w:pPr>
+        <w:spacing w:line="324" w:lineRule="auto" w:after="80"/>
+      </w:pPr>
+      <w:r>
+        <w:rPr w:rFonts="맑은 고딕">
+          <w:rFonts w:ascii="맑은 고딕" w:hAnsi="맑은 고딕" w:eastAsia="맑은 고딕"/>
+          <w:b w:val="0"/>
+          <w:color w:val="6B7280"/>
+          <w:sz w:val="21"/>
+        </w:rPr>
+        <w:t xml:space="preserve">· </w:t>
+      </w:r>
+      <w:r>
+        <w:rPr w:rFonts="맑은 고딕">
+          <w:rFonts w:ascii="맑은 고딕" w:hAnsi="맑은 고딕" w:eastAsia="맑은 고딕"/>
+          <w:b/>
+          <w:color w:val="1F2937"/>
+          <w:sz w:val="21"/>
+        </w:rPr>
+        <w:t xml:space="preserve">역사적 위치: </w:t>
+      </w:r>
+      <w:r>
+        <w:rPr w:rFonts="맑은 고딕">
+          <w:rFonts w:ascii="맑은 고딕" w:hAnsi="맑은 고딕" w:eastAsia="맑은 고딕"/>
+          <w:b w:val="0"/>
+          <w:sz w:val="21"/>
+        </w:rPr>
+        <w:t>유로 신스팝과 디스코가 가장 세련되고 우아한 형태로 결합할 수 있음을 증명한 명반입니다. 서구 클래식 가곡을 연상시키는 애수 어린 마이너 선율과 정교한 기계적 비트의 만남은 댄스 음악을 일회성 소비재가 아닌 영속적인 팝 클래식의 반열로 격상시켰으며, 이후 등장한 수많은 유로 댄스 음악의 결정적인 교과서가 되었습니다.</w:t>
+      </w:r>
+    </w:p>
+    <w:p>
+      <w:pPr>
+        <w:spacing w:line="324" w:lineRule="auto" w:after="80"/>
+      </w:pPr>
+      <w:r>
+        <w:rPr w:rFonts="맑은 고딕">
+          <w:rFonts w:ascii="맑은 고딕" w:hAnsi="맑은 고딕" w:eastAsia="맑은 고딕"/>
+          <w:b w:val="0"/>
+          <w:color w:val="6B7280"/>
+          <w:sz w:val="21"/>
+        </w:rPr>
+        <w:t xml:space="preserve">· </w:t>
+      </w:r>
+      <w:r>
+        <w:rPr w:rFonts="맑은 고딕">
+          <w:rFonts w:ascii="맑은 고딕" w:hAnsi="맑은 고딕" w:eastAsia="맑은 고딕"/>
+          <w:b/>
+          <w:color w:val="1F2937"/>
+          <w:sz w:val="21"/>
+        </w:rPr>
+        <w:t xml:space="preserve">시대의 흔적(스토리텔링): </w:t>
+      </w:r>
+      <w:r>
+        <w:rPr w:rFonts="맑은 고딕">
+          <w:rFonts w:ascii="맑은 고딕" w:hAnsi="맑은 고딕" w:eastAsia="맑은 고딕"/>
+          <w:b w:val="0"/>
+          <w:sz w:val="21"/>
+        </w:rPr>
+        <w:t>냉전의 끝자락이자 물질적 풍요와 자유의 갈망이 교차하던 1980년대 중반, 이 음반은 국경과 언어의 장벽을 허물고 전 세계 청춘들의 심장을 고동치게 만들었습니다. 당시의 화려한 네온사인과 청춘들의 설렘, 롤러스케이트장과 디스코테크를 수놓았던 시대의 순수한 낭만이 한 장의 검은 바이닐 소리골 속에 고스란히 봉인되어 있습니다.</w:t>
+      </w:r>
+    </w:p>
+    <w:p>
+      <w:pPr>
+        <w:spacing w:line="324" w:lineRule="auto" w:before="200" w:after="80"/>
+      </w:pPr>
+      <w:r>
+        <w:rPr w:rFonts="맑은 고딕">
+          <w:rFonts w:ascii="맑은 고딕" w:hAnsi="맑은 고딕" w:eastAsia="맑은 고딕"/>
+          <w:b/>
+          <w:color w:val="1E3A8A"/>
+          <w:sz w:val="24"/>
+        </w:rPr>
+        <w:t>4. 주요 수록곡 및 감상 제언</w:t>
+      </w:r>
+    </w:p>
+    <w:p>
+      <w:pPr>
+        <w:spacing w:line="324" w:lineRule="auto" w:after="80"/>
+      </w:pPr>
+      <w:r>
+        <w:rPr w:rFonts="맑은 고딕">
+          <w:rFonts w:ascii="맑은 고딕" w:hAnsi="맑은 고딕" w:eastAsia="맑은 고딕"/>
+          <w:b w:val="0"/>
+          <w:color w:val="6B7280"/>
+          <w:sz w:val="21"/>
+        </w:rPr>
+        <w:t xml:space="preserve">· </w:t>
+      </w:r>
+      <w:r>
+        <w:rPr w:rFonts="맑은 고딕">
+          <w:rFonts w:ascii="맑은 고딕" w:hAnsi="맑은 고딕" w:eastAsia="맑은 고딕"/>
+          <w:b/>
+          <w:color w:val="1F2937"/>
+          <w:sz w:val="21"/>
+        </w:rPr>
+        <w:t xml:space="preserve">주요 수록곡 특징: </w:t>
+      </w:r>
+      <w:r>
+        <w:rPr w:rFonts="맑은 고딕">
+          <w:rFonts w:ascii="맑은 고딕" w:hAnsi="맑은 고딕" w:eastAsia="맑은 고딕"/>
+          <w:b w:val="0"/>
+          <w:sz w:val="21"/>
+        </w:rPr>
+        <w:t>도입부의 감각적인 신디사이저 리프와 극적인 팔세토 코러스로 불멸의 고전이 된 "You're My Heart, You're My Soul", 박동하는 역동적인 베이스라인과 서정적 고양감을 동시에 안겨주는 "You Can Win If You Want", 그리고 짙은 멜랑콜리와 디터 볼렌의 낭만적인 음색이 돋보이는 "There's Too Much Blue In Missing You" 등 수록곡 전반이 빼어난 멜로디와 서정성을 자랑합니다.</w:t>
+      </w:r>
+    </w:p>
+    <w:p>
+      <w:pPr>
+        <w:spacing w:line="324" w:lineRule="auto" w:after="80"/>
+      </w:pPr>
+      <w:r>
+        <w:rPr w:rFonts="맑은 고딕">
+          <w:rFonts w:ascii="맑은 고딕" w:hAnsi="맑은 고딕" w:eastAsia="맑은 고딕"/>
+          <w:b w:val="0"/>
+          <w:color w:val="6B7280"/>
+          <w:sz w:val="21"/>
+        </w:rPr>
+        <w:t xml:space="preserve">· </w:t>
+      </w:r>
+      <w:r>
+        <w:rPr w:rFonts="맑은 고딕">
+          <w:rFonts w:ascii="맑은 고딕" w:hAnsi="맑은 고딕" w:eastAsia="맑은 고딕"/>
+          <w:b/>
+          <w:color w:val="1F2937"/>
+          <w:sz w:val="21"/>
+        </w:rPr>
+        <w:t xml:space="preserve">빈티지 감상 제언: </w:t>
+      </w:r>
+      <w:r>
+        <w:rPr w:rFonts="맑은 고딕">
+          <w:rFonts w:ascii="맑은 고딕" w:hAnsi="맑은 고딕" w:eastAsia="맑은 고딕"/>
+          <w:b w:val="0"/>
+          <w:sz w:val="21"/>
+        </w:rPr>
+        <w:t>디지털 음원의 날카로움과는 달리, LP의 소리골을 통해 전해지는 아날로그 특유의 풍성한 저역과 따뜻한 질감은 신디사이저의 배음을 더욱 입체적으로 살려냅니다. 진공관 앰프 특유의 포근한 잔향 속에서 턴테이블 카트리지가 긁어내는 토마스 앤더스의 실크 같은 미성과 화려한 코러스의 공간감을 음미할 때 비로소 이 음악의 진정한 낭만이 온전히 발현됩니다.</w:t>
+      </w:r>
+    </w:p>
+    <w:p>
+      <w:pPr>
+        <w:spacing w:line="324" w:lineRule="auto" w:after="80"/>
+      </w:pPr>
+      <w:r>
+        <w:rPr w:rFonts="맑은 고딕">
+          <w:rFonts w:ascii="맑은 고딕" w:hAnsi="맑은 고딕" w:eastAsia="맑은 고딕"/>
+          <w:b w:val="0"/>
+          <w:color w:val="6B7280"/>
+          <w:sz w:val="21"/>
+        </w:rPr>
+        <w:t xml:space="preserve">· </w:t>
+      </w:r>
+      <w:r>
+        <w:rPr w:rFonts="맑은 고딕">
+          <w:rFonts w:ascii="맑은 고딕" w:hAnsi="맑은 고딕" w:eastAsia="맑은 고딕"/>
+          <w:b/>
+          <w:color w:val="1F2937"/>
+          <w:sz w:val="21"/>
+        </w:rPr>
+        <w:t xml:space="preserve">소장 가치: </w:t>
+      </w:r>
+      <w:r>
+        <w:rPr w:rFonts="맑은 고딕">
+          <w:rFonts w:ascii="맑은 고딕" w:hAnsi="맑은 고딕" w:eastAsia="맑은 고딕"/>
+          <w:b w:val="0"/>
+          <w:sz w:val="21"/>
+        </w:rPr>
+        <w:t>유로 팝의 신화가 탄생하던 바로 그 순간을 온전히 간직한 데뷔작이라는 역사적 의의뿐만 아니라, 80년대 아날로그 마스터링의 따뜻하고 묵직한 사운드적 완성도를 지니고 있어 정통 팝 바이닐 컬렉터라면 결코 놓칠 수 없는 영원한 수작입니다.</w:t>
+      </w:r>
+    </w:p>
+    <w:p>
+      <w:pPr>
+        <w:spacing w:line="324" w:lineRule="auto" w:after="120" w:before="160"/>
+      </w:pPr>
+      <w:r>
+        <w:rPr w:rFonts="맑은 고딕">
+          <w:rFonts w:ascii="맑은 고딕" w:hAnsi="맑은 고딕" w:eastAsia="맑은 고딕"/>
+          <w:b/>
+          <w:color w:val="4338CA"/>
+          <w:sz w:val="21"/>
+        </w:rPr>
+        <w:t>이 음반을 통해 아날로그 홈 사이로 아련하게 피어오르는 80년대의 찬란한 낭만과 심장을 두드리는 비트가 전해주는 감동을 다시 한번 경험해 보시는 것은 어떨까요?</w:t>
       </w:r>
     </w:p>
     <w:sectPr>
       <w:pgSz w:w="12240" w:h="15840"/>
-      <w:pgMar w:top="1440" w:right="1440" w:bottom="1440" w:left="1440" w:header="720" w:footer="720" w:gutter="0"/>
+      <w:pgMar w:top="1152" w:right="1296" w:bottom="1152" w:left="1296" w:header="720" w:footer="720" w:gutter="0"/>
       <w:cols w:space="720"/>
       <w:docGrid w:linePitch="360"/>
     </w:sectPr>

--- a/word_reports/LP_0247_위치_425_Modern Talking_The 1st Al.docx
+++ b/word_reports/LP_0247_위치_425_Modern Talking_The 1st Al.docx
@@ -32,7 +32,7 @@
     </w:p>
     <w:p>
       <w:pPr>
-        <w:spacing w:line="324" w:lineRule="auto" w:before="80" w:after="160"/>
+        <w:spacing w:line="324" w:lineRule="auto" w:before="80" w:after="120"/>
       </w:pPr>
       <w:r>
         <w:rPr w:rFonts="맑은 고딕">
@@ -42,13 +42,6 @@
           <w:sz w:val="22"/>
         </w:rPr>
         <w:t xml:space="preserve">[음반 소개] </w:t>
-      </w:r>
-      <w:r>
-        <w:rPr w:rFonts="맑은 고딕">
-          <w:rFonts w:ascii="맑은 고딕" w:hAnsi="맑은 고딕" w:eastAsia="맑은 고딕"/>
-          <w:b w:val="0"/>
-          <w:sz w:val="21"/>
-        </w:rPr>
       </w:r>
     </w:p>
     <w:p>
@@ -61,7 +54,33 @@
           <w:b w:val="0"/>
           <w:sz w:val="21"/>
         </w:rPr>
-        <w:t>1985년 유럽 전역을 넘어 전 세계 팝 음악계에 찬란한 유로 디스코의 황금기를 열어젖힌 모던 토킹의 역사적인 데뷔작입니다. 토마스 앤더스의 감미롭고 우수에 젖은 벨벳 보이스와 디터 볼렌의 천재적인 신디사이저 편곡이 절묘한 조화를 이루며, 시대를 초월한 낭만주의적 선율을 선사합니다. 단순한 댄스 플로어의 열기를 넘어 서정적인 멜로디의 정수를 아날로그 사운드 속에 정교하게 새겨놓은 이 음반은 80년대 팝 음악이 도달했던 가장 찬란한 순수와 환희의 순간을 대변합니다.</w:t>
+        <w:t>1980년대 중반, 유럽 대륙의 밤을 화려하고도 애잔하게 물들인 유로 디스코의 거대한 서막이 바로 이 한 장의 앨범에서 시작되었습니다. 작곡과 프로듀싱의 귀재 디터 볼렌(Dieter Bohlen)과 낭만적인 벨벳 음색을 지닌 보컬리스트 토마스 안더스(Thomas Anders)의 운명적인 조우는, 당시 영미권 팝이 주도하던 세계 음악 시장에 독일발 신스팝이라는 눈부신 충격파를 던졌습니다. 1985년 한사(Hansa) 레코드에서 발매된 《The 1st Album》은 단순한 댄스 플로어의 기능적 사운드를 넘어, 차가운 전자 비트 속에 유럽 특유의 탐미주의적 멜로디와 서정적 비장미를 직조해 낸 일대 음악적 사건이었습니다.</w:t>
+      </w:r>
+    </w:p>
+    <w:p>
+      <w:pPr>
+        <w:spacing w:line="324" w:lineRule="auto" w:after="120"/>
+      </w:pPr>
+      <w:r>
+        <w:rPr w:rFonts="맑은 고딕">
+          <w:rFonts w:ascii="맑은 고딕" w:hAnsi="맑은 고딕" w:eastAsia="맑은 고딕"/>
+          <w:b w:val="0"/>
+          <w:sz w:val="21"/>
+        </w:rPr>
+        <w:t>이 음반은 강렬한 신디사이저 아르페지오와 하이 텐션의 전자 드럼 비트 위에 토마스 안더스의 부드러운 중저음과 코러스 섹션의 극적인 하이 팔세토(Falsetto) 화성을 교차 배치하는 독창적인 문법을 완성했습니다. 이는 청자에게 거부할 수 없는 청각적 도파민과 짙은 멜랑콜리를 동시에 안겨주며 전 유럽 차트를 단숨에 석권했고, 냉전의 기운이 감돌던 동유럽과 아시아의 뒷골목에까지 울려 퍼지며 80년대 청춘들의 보편적인 해방구 역할을 하였습니다. 상업적 댄스 팝이라는 외피 속에서도 클래식한 화성 구조와 감상주의를 놓치지 않았던 이들의 음악적 철학은 유로 댄스 장르의 새로운 지평을 열어젖혔습니다.</w:t>
+      </w:r>
+    </w:p>
+    <w:p>
+      <w:pPr>
+        <w:spacing w:line="324" w:lineRule="auto" w:after="120"/>
+      </w:pPr>
+      <w:r>
+        <w:rPr w:rFonts="맑은 고딕">
+          <w:rFonts w:ascii="맑은 고딕" w:hAnsi="맑은 고딕" w:eastAsia="맑은 고딕"/>
+          <w:b w:val="0"/>
+          <w:sz w:val="21"/>
+        </w:rPr>
+        <w:t>세월이 흘러 디지털 스트리밍의 편리함이 일상이 된 오늘날에도, 이 앨범이 여전히 특별한 온도로 다가오는 까닭은 아날로그 릴 테이프와 초기 디지털 신디사이저(Oberheim, LinnDrum)가 직조해 낸 시대의 질감이 바이닐 소릿골 속에 오롯이 박제되어 있기 때문입니다. 화려했던 80년대의 네온사인, 밤공기를 가르는 순수한 낭만과 설렘, 그리고 젊음의 찬란한 애수가 블랙 플라스틱 위에서 회전할 때마다 《The 1st Album》은 유행가를 초월한 하나의 시대적 노스탤지어이자 클래식으로서 찬란한 광채를 발합니다.</w:t>
       </w:r>
     </w:p>
     <w:p>
@@ -168,7 +187,7 @@
           <w:b w:val="0"/>
           <w:sz w:val="21"/>
         </w:rPr>
-        <w:t>1985년 봄 한자 레코드(Hansa Records)를 통해 세상에 첫선을 보인 음반으로, 탁월한 작곡 역량을 지닌 디터 볼렌과 미성의 보컬리스트 토마스 앤더스가 결성한 신화적 듀오의 장엄한 서막을 알린 역사적 데뷔작입니다.</w:t>
+        <w:t>1985년 4월 1일 독일 한사(Hansa / BMG Video/Ariola) 레이블을 통해 발매된 듀오의 데뷔 정규 스튜디오 앨범으로, 80년대 유로 신스팝의 황금기를 본격적으로 개막한 기념비적 명반.</w:t>
       </w:r>
     </w:p>
     <w:p>
@@ -199,7 +218,7 @@
           <w:b w:val="0"/>
           <w:sz w:val="21"/>
         </w:rPr>
-        <w:t>발매 직후 모국인 독일을 비롯해 오스트리아, 스위스 등 유럽 각국 앨범 차트 정상을 석권하였으며, 리드 싱글 "You're My Heart, You're My Soul"이 35개국 차트 1위를 휩쓰는 등 전 세계적으로 수백만 장 이상의 경이적인 판매고를 기록했습니다.</w:t>
+        <w:t>독일 오피셜 앨범 차트 1위 및 4주 연속 정상을 지켰으며, 스위스, 오스트리아, 핀란드 등 전 유럽 차트 최상위권 장악. 전 세계적으로 수백만 장의 판매고를 기록하며 플래티넘 및 골드 인증 획득.</w:t>
       </w:r>
     </w:p>
     <w:p>
@@ -230,7 +249,7 @@
           <w:b w:val="0"/>
           <w:sz w:val="21"/>
         </w:rPr>
-        <w:t>유럽 전역에서 골드 및 플래티넘 디스크를 휩쓸었으며, 독일 최고 권위의 대중음악상인 ‘골든 튜닝 포크(Goldene Stimmgabel)’와 ‘브라보 오토(Bravo Otto)’ 최우수 팝 그룹 상을 수상하며 당대 최고의 상업적·대중적 권위를 공인받았습니다.</w:t>
+        <w:t>유럽 전역의 골드/플래티넘 디스크 다수 수상, 1985년 독일 최고 권위의 팝 음악 차트 휩쓸며 당대 가장 성공적인 유러피언 팝 듀오로 공인됨.</w:t>
       </w:r>
     </w:p>
     <w:p>
@@ -306,7 +325,7 @@
           <w:b w:val="0"/>
           <w:sz w:val="21"/>
         </w:rPr>
-        <w:t>1983년 결성 (디터 볼렌 1954년 출생 / 토마스 앤더스 1963년 출생)</w:t>
+        <w:t>1984년 결성 (Dieter Bohlen: 1954년생 / Thomas Anders: 1963년생)</w:t>
       </w:r>
     </w:p>
     <w:p>
@@ -368,7 +387,7 @@
           <w:b w:val="0"/>
           <w:sz w:val="21"/>
         </w:rPr>
-        <w:t>우수에 젖은 감성적인 멜로디와 독창적인 고음 팔세토 코러스, 현대적인 전자 비트를 결합하여 독보적인 ‘유로 디스코’ 미학을 정립한 팝 역사의 거장입니다. 이들은 80년대 전 세계 팝 무대에 유럽 사운드의 정체성을 확고히 각인시키며 통산 1억 2천만 장 이상의 경이로운 음반 판매고를 기록한 전설적인 듀오입니다.</w:t>
+        <w:t>감미롭고 우아한 미성의 토마스 안더스와 천재적인 팝 센스를 지닌 작곡·프로듀서 디터 볼렌이 결합한 전설적인 듀오입니다. 특유의 캐치한 멜로디와 드라마틱한 고음 코러스 편곡을 바탕으로 전 세계 1억 2천만 장 이상의 음반을 판매하며 유로 디스코 역사의 독보적인 제왕으로 군림했습니다.</w:t>
       </w:r>
     </w:p>
     <w:p>
@@ -413,7 +432,7 @@
           <w:b w:val="0"/>
           <w:sz w:val="21"/>
         </w:rPr>
-        <w:t>유로 신스팝과 디스코가 가장 세련되고 우아한 형태로 결합할 수 있음을 증명한 명반입니다. 서구 클래식 가곡을 연상시키는 애수 어린 마이너 선율과 정교한 기계적 비트의 만남은 댄스 음악을 일회성 소비재가 아닌 영속적인 팝 클래식의 반열로 격상시켰으며, 이후 등장한 수많은 유로 댄스 음악의 결정적인 교과서가 되었습니다.</w:t>
+        <w:t>영미권 팝의 그늘에 가려져 있던 대륙계(Continental) 유로 팝의 자존심을 세계 정상으로 끌어올린 앨범입니다. 이들이 정립한 '마이너 풍의 멜로디와 속도감 넘치는 신스 비트, 하이톤 백킹 보컬'의 조합은 이후 80~90년대 유로비트와 이탈로 디스코, 나아가 현대 일렉트로닉 팝 음악의 결정적인 청사진이 되었습니다.</w:t>
       </w:r>
     </w:p>
     <w:p>
@@ -444,7 +463,7 @@
           <w:b w:val="0"/>
           <w:sz w:val="21"/>
         </w:rPr>
-        <w:t>냉전의 끝자락이자 물질적 풍요와 자유의 갈망이 교차하던 1980년대 중반, 이 음반은 국경과 언어의 장벽을 허물고 전 세계 청춘들의 심장을 고동치게 만들었습니다. 당시의 화려한 네온사인과 청춘들의 설렘, 롤러스케이트장과 디스코테크를 수놓았던 시대의 순수한 낭만이 한 장의 검은 바이닐 소리골 속에 고스란히 봉인되어 있습니다.</w:t>
+        <w:t>1980년대 중반, 카세트테이프와 롤러스케이트장, 심야 라디오와 나이트클럽을 가득 메웠던 바로 그 시절의 문화적 공기가 응축되어 있습니다. 서구의 풍요로움과 동구권의 개방 물결 속에서 국경을 넘어 모든 청춘의 심장을 뛰게 했던 범유럽적 낭만주의의 찬란한 기록입니다.</w:t>
       </w:r>
     </w:p>
     <w:p>
@@ -489,7 +508,99 @@
           <w:b w:val="0"/>
           <w:sz w:val="21"/>
         </w:rPr>
-        <w:t>도입부의 감각적인 신디사이저 리프와 극적인 팔세토 코러스로 불멸의 고전이 된 "You're My Heart, You're My Soul", 박동하는 역동적인 베이스라인과 서정적 고양감을 동시에 안겨주는 "You Can Win If You Want", 그리고 짙은 멜랑콜리와 디터 볼렌의 낭만적인 음색이 돋보이는 "There's Too Much Blue In Missing You" 등 수록곡 전반이 빼어난 멜로디와 서정성을 자랑합니다.</w:t>
+      </w:r>
+    </w:p>
+    <w:p>
+      <w:pPr>
+        <w:spacing w:line="324" w:lineRule="auto" w:after="80"/>
+      </w:pPr>
+      <w:r>
+        <w:rPr w:rFonts="맑은 고딕">
+          <w:rFonts w:ascii="맑은 고딕" w:hAnsi="맑은 고딕" w:eastAsia="맑은 고딕"/>
+          <w:b w:val="0"/>
+          <w:color w:val="6B7280"/>
+          <w:sz w:val="21"/>
+        </w:rPr>
+        <w:t xml:space="preserve">· </w:t>
+      </w:r>
+      <w:r>
+        <w:rPr w:rFonts="맑은 고딕">
+          <w:rFonts w:ascii="맑은 고딕" w:hAnsi="맑은 고딕" w:eastAsia="맑은 고딕"/>
+          <w:b/>
+          <w:color w:val="1F2937"/>
+          <w:sz w:val="21"/>
+        </w:rPr>
+        <w:t xml:space="preserve">"You're My Heart, You're My Soul": </w:t>
+      </w:r>
+      <w:r>
+        <w:rPr w:rFonts="맑은 고딕">
+          <w:rFonts w:ascii="맑은 고딕" w:hAnsi="맑은 고딕" w:eastAsia="맑은 고딕"/>
+          <w:b w:val="0"/>
+          <w:sz w:val="21"/>
+        </w:rPr>
+        <w:t>전 세계를 뒤흔든 세기의 메가 히트곡으로, 서정적인 피아노 인트로에 이어 폭발하는 신스 베이스와 토마스 안더스의 애절한 보컬, 천상의 팔세토 코러스가 완벽한 카타르시스를 선사합니다.</w:t>
+      </w:r>
+    </w:p>
+    <w:p>
+      <w:pPr>
+        <w:spacing w:line="324" w:lineRule="auto" w:after="80"/>
+      </w:pPr>
+      <w:r>
+        <w:rPr w:rFonts="맑은 고딕">
+          <w:rFonts w:ascii="맑은 고딕" w:hAnsi="맑은 고딕" w:eastAsia="맑은 고딕"/>
+          <w:b w:val="0"/>
+          <w:color w:val="6B7280"/>
+          <w:sz w:val="21"/>
+        </w:rPr>
+        <w:t xml:space="preserve">· </w:t>
+      </w:r>
+      <w:r>
+        <w:rPr w:rFonts="맑은 고딕">
+          <w:rFonts w:ascii="맑은 고딕" w:hAnsi="맑은 고딕" w:eastAsia="맑은 고딕"/>
+          <w:b/>
+          <w:color w:val="1F2937"/>
+          <w:sz w:val="21"/>
+        </w:rPr>
+        <w:t xml:space="preserve">"You Can Win If You Want": </w:t>
+      </w:r>
+      <w:r>
+        <w:rPr w:rFonts="맑은 고딕">
+          <w:rFonts w:ascii="맑은 고딕" w:hAnsi="맑은 고딕" w:eastAsia="맑은 고딕"/>
+          <w:b w:val="0"/>
+          <w:sz w:val="21"/>
+        </w:rPr>
+        <w:t>긍정적인 메시지와 질주하는 리듬, 디터 볼렌 특유의 군더더기 없는 멜로디 구성이 돋보이는 앨범의 또 다른 명곡입니다.</w:t>
+      </w:r>
+    </w:p>
+    <w:p>
+      <w:pPr>
+        <w:spacing w:line="324" w:lineRule="auto" w:after="80"/>
+      </w:pPr>
+      <w:r>
+        <w:rPr w:rFonts="맑은 고딕">
+          <w:rFonts w:ascii="맑은 고딕" w:hAnsi="맑은 고딕" w:eastAsia="맑은 고딕"/>
+          <w:b w:val="0"/>
+          <w:color w:val="6B7280"/>
+          <w:sz w:val="21"/>
+        </w:rPr>
+        <w:t xml:space="preserve">· </w:t>
+      </w:r>
+      <w:r>
+        <w:rPr w:rFonts="맑은 고딕">
+          <w:rFonts w:ascii="맑은 고딕" w:hAnsi="맑은 고딕" w:eastAsia="맑은 고딕"/>
+          <w:b/>
+          <w:color w:val="1F2937"/>
+          <w:sz w:val="21"/>
+        </w:rPr>
+        <w:t xml:space="preserve">"There's Too Much Blue In Missing You": </w:t>
+      </w:r>
+      <w:r>
+        <w:rPr w:rFonts="맑은 고딕">
+          <w:rFonts w:ascii="맑은 고딕" w:hAnsi="맑은 고딕" w:eastAsia="맑은 고딕"/>
+          <w:b w:val="0"/>
+          <w:sz w:val="21"/>
+        </w:rPr>
+        <w:t>디터 볼렌의 거친 보컬 매력이 돋보이는 발라드로, 앨범 전체의 서정적 균형감을 잡아주는 숨은 백미입니다.</w:t>
       </w:r>
     </w:p>
     <w:p>
@@ -520,7 +631,7 @@
           <w:b w:val="0"/>
           <w:sz w:val="21"/>
         </w:rPr>
-        <w:t>디지털 음원의 날카로움과는 달리, LP의 소리골을 통해 전해지는 아날로그 특유의 풍성한 저역과 따뜻한 질감은 신디사이저의 배음을 더욱 입체적으로 살려냅니다. 진공관 앰프 특유의 포근한 잔향 속에서 턴테이블 카트리지가 긁어내는 토마스 앤더스의 실크 같은 미성과 화려한 코러스의 공간감을 음미할 때 비로소 이 음악의 진정한 낭만이 온전히 발현됩니다.</w:t>
+        <w:t>턴테이블의 바늘이 내려앉는 순간 느껴지는 묵직한 베이스 킥과 80년대 아날로그 신디사이저 특유의 두터운 공간감이 일품입니다. 진공관 앰프를 통해 증폭될 때, 차가운 전자음 속에서 배어 나오는 토마스 안더스의 따뜻한 목소리 질감과 섬세한 리버브의 잔향이 빈티지 오디오 특유의 그윽한 감흥을 한층 풍성하게 배가시켜 줍니다.</w:t>
       </w:r>
     </w:p>
     <w:p>
@@ -551,7 +662,7 @@
           <w:b w:val="0"/>
           <w:sz w:val="21"/>
         </w:rPr>
-        <w:t>유로 팝의 신화가 탄생하던 바로 그 순간을 온전히 간직한 데뷔작이라는 역사적 의의뿐만 아니라, 80년대 아날로그 마스터링의 따뜻하고 묵직한 사운드적 완성도를 지니고 있어 정통 팝 바이닐 컬렉터라면 결코 놓칠 수 없는 영원한 수작입니다.</w:t>
+        <w:t>유로 팝과 신스 디스코의 역사에서 첫 장을 장식하는 오리지널리티를 지닌 음반으로, 레트로 사운드의 원류를 아날로그 바이닐로 소장하고자 하는 모든 컬렉터에게 대체 불가능한 필수 소장반입니다.</w:t>
       </w:r>
     </w:p>
     <w:p>
@@ -565,7 +676,7 @@
           <w:color w:val="4338CA"/>
           <w:sz w:val="21"/>
         </w:rPr>
-        <w:t>이 음반을 통해 아날로그 홈 사이로 아련하게 피어오르는 80년대의 찬란한 낭만과 심장을 두드리는 비트가 전해주는 감동을 다시 한번 경험해 보시는 것은 어떨까요?</w:t>
+        <w:t>이 음반을 통해 아날로그 홈을 타고 흐르는 찬란했던 80년대의 낭만과 두 거장이 빚어낸 황홀한 멜로디가 전해주는 감동을 다시 한번 경험해 보시는 것은 어떨까요?</w:t>
       </w:r>
     </w:p>
     <w:sectPr>
